--- a/en/wisdom-stories/three-questions.docx
+++ b/en/wisdom-stories/three-questions.docx
@@ -42,7 +42,7 @@
           <w:color w:val="000000"/>
           <w:sz w:val="22"/>
         </w:rPr>
-        <w:t>— I am asking you three questions. If you do not find the answer by tomorrow, you will be expelled from the palace. The first: What does God eat? The second: What does God cover? The third: What does God do?</w:t>
+        <w:t>— I am asking you three questions. If you do not find the answer by tomorrow, you will be expelled from the palace. The first: What does Allah patiently bear? The second: What does Allah conceal from people? The third: What does Allah bring about through His wisdom and power?</w:t>
       </w:r>
     </w:p>
     <w:p>
@@ -84,7 +84,7 @@
           <w:color w:val="000000"/>
           <w:sz w:val="22"/>
         </w:rPr>
-        <w:t>— I know the answers to all three questions. But I will tell you two now and one tomorrow. Know that what God eats is the sorrows and sorrows of his servants. What God covers is the faults of his servants.</w:t>
+        <w:t>— I know the answers to all three questions. But I will tell you two now and one tomorrow. Know that Allah bears His servants’ sorrows and conceals their faults.</w:t>
       </w:r>
     </w:p>
     <w:p>
@@ -182,7 +182,7 @@
           <w:color w:val="000000"/>
           <w:sz w:val="22"/>
         </w:rPr>
-        <w:t>— And what is the third answer? What does God do?</w:t>
+        <w:t>— And what is the third answer? What does Allah bring about through His wisdom and power?</w:t>
       </w:r>
     </w:p>
     <w:p>
@@ -238,7 +238,7 @@
           <w:color w:val="9A7417"/>
           <w:sz w:val="22"/>
         </w:rPr>
-        <w:t xml:space="preserve">Moral: </w:t>
+        <w:t>Moral: A vizier today can become a servant tomorrow, so no one should be confident in his seat!</w:t>
       </w:r>
       <w:r>
         <w:rPr>
@@ -248,7 +248,6 @@
           <w:color w:val="3F3826"/>
           <w:sz w:val="22"/>
         </w:rPr>
-        <w:t>A vizier today can become a servant tomorrow, so no one should be confident in his seat!</w:t>
       </w:r>
     </w:p>
     <w:p>
